--- a/Linux/New folder/Shell Script Assignment.docx
+++ b/Linux/New folder/Shell Script Assignment.docx
@@ -1536,6 +1536,9 @@
     </w:p>
     <w:p>
       <w:r>
+        <w:rPr>
+          <w:noProof/>
+        </w:rPr>
         <w:drawing>
           <wp:inline distT="0" distB="0" distL="0" distR="0" wp14:anchorId="49E66907" wp14:editId="7225564D">
             <wp:extent cx="5731510" cy="2162175"/>
@@ -1575,6 +1578,9 @@
     </w:p>
     <w:p>
       <w:r>
+        <w:rPr>
+          <w:noProof/>
+        </w:rPr>
         <w:drawing>
           <wp:inline distT="0" distB="0" distL="0" distR="0" wp14:anchorId="5BEED195" wp14:editId="0962A033">
             <wp:extent cx="5731510" cy="2318385"/>
@@ -1600,6 +1606,709 @@
                     <a:xfrm>
                       <a:off x="0" y="0"/>
                       <a:ext cx="5731510" cy="2318385"/>
+                    </a:xfrm>
+                    <a:prstGeom prst="rect">
+                      <a:avLst/>
+                    </a:prstGeom>
+                  </pic:spPr>
+                </pic:pic>
+              </a:graphicData>
+            </a:graphic>
+          </wp:inline>
+        </w:drawing>
+      </w:r>
+    </w:p>
+    <w:p/>
+    <w:p/>
+    <w:p/>
+    <w:p/>
+    <w:p/>
+    <w:p/>
+    <w:p>
+      <w:r>
+        <w:lastRenderedPageBreak/>
+        <w:t>1. Write a shell script which takes a number from a user and displays if the number is even or odd. Display the result with blinking text.</w:t>
+      </w:r>
+    </w:p>
+    <w:p>
+      <w:r>
+        <w:drawing>
+          <wp:inline distT="0" distB="0" distL="0" distR="0" wp14:anchorId="4EF89589" wp14:editId="0C0BA494">
+            <wp:extent cx="5731510" cy="3009900"/>
+            <wp:effectExtent l="0" t="0" r="2540" b="0"/>
+            <wp:docPr id="2123187531" name="Picture 1"/>
+            <wp:cNvGraphicFramePr>
+              <a:graphicFrameLocks xmlns:a="http://schemas.openxmlformats.org/drawingml/2006/main" noChangeAspect="1"/>
+            </wp:cNvGraphicFramePr>
+            <a:graphic xmlns:a="http://schemas.openxmlformats.org/drawingml/2006/main">
+              <a:graphicData uri="http://schemas.openxmlformats.org/drawingml/2006/picture">
+                <pic:pic xmlns:pic="http://schemas.openxmlformats.org/drawingml/2006/picture">
+                  <pic:nvPicPr>
+                    <pic:cNvPr id="2123187531" name=""/>
+                    <pic:cNvPicPr/>
+                  </pic:nvPicPr>
+                  <pic:blipFill>
+                    <a:blip r:embed="rId19"/>
+                    <a:stretch>
+                      <a:fillRect/>
+                    </a:stretch>
+                  </pic:blipFill>
+                  <pic:spPr>
+                    <a:xfrm>
+                      <a:off x="0" y="0"/>
+                      <a:ext cx="5731510" cy="3009900"/>
+                    </a:xfrm>
+                    <a:prstGeom prst="rect">
+                      <a:avLst/>
+                    </a:prstGeom>
+                  </pic:spPr>
+                </pic:pic>
+              </a:graphicData>
+            </a:graphic>
+          </wp:inline>
+        </w:drawing>
+      </w:r>
+    </w:p>
+    <w:p>
+      <w:r>
+        <w:drawing>
+          <wp:inline distT="0" distB="0" distL="0" distR="0" wp14:anchorId="58CA28D0" wp14:editId="603F557D">
+            <wp:extent cx="5731510" cy="3448050"/>
+            <wp:effectExtent l="0" t="0" r="2540" b="0"/>
+            <wp:docPr id="2087623715" name="Picture 1"/>
+            <wp:cNvGraphicFramePr>
+              <a:graphicFrameLocks xmlns:a="http://schemas.openxmlformats.org/drawingml/2006/main" noChangeAspect="1"/>
+            </wp:cNvGraphicFramePr>
+            <a:graphic xmlns:a="http://schemas.openxmlformats.org/drawingml/2006/main">
+              <a:graphicData uri="http://schemas.openxmlformats.org/drawingml/2006/picture">
+                <pic:pic xmlns:pic="http://schemas.openxmlformats.org/drawingml/2006/picture">
+                  <pic:nvPicPr>
+                    <pic:cNvPr id="2087623715" name=""/>
+                    <pic:cNvPicPr/>
+                  </pic:nvPicPr>
+                  <pic:blipFill>
+                    <a:blip r:embed="rId20"/>
+                    <a:stretch>
+                      <a:fillRect/>
+                    </a:stretch>
+                  </pic:blipFill>
+                  <pic:spPr>
+                    <a:xfrm>
+                      <a:off x="0" y="0"/>
+                      <a:ext cx="5731510" cy="3448050"/>
+                    </a:xfrm>
+                    <a:prstGeom prst="rect">
+                      <a:avLst/>
+                    </a:prstGeom>
+                  </pic:spPr>
+                </pic:pic>
+              </a:graphicData>
+            </a:graphic>
+          </wp:inline>
+        </w:drawing>
+      </w:r>
+    </w:p>
+    <w:p/>
+    <w:p/>
+    <w:p/>
+    <w:p/>
+    <w:p/>
+    <w:p/>
+    <w:p>
+      <w:r>
+        <w:lastRenderedPageBreak/>
+        <w:t>##############</w:t>
+      </w:r>
+    </w:p>
+    <w:p>
+      <w:r>
+        <w:t xml:space="preserve">2. Write a shell script which takes 2 numbers from the user and checks if number 1 is greater than number 2. Display the result in red </w:t>
+      </w:r>
+      <w:proofErr w:type="spellStart"/>
+      <w:r>
+        <w:t>color</w:t>
+      </w:r>
+      <w:proofErr w:type="spellEnd"/>
+      <w:r>
+        <w:t>.</w:t>
+      </w:r>
+    </w:p>
+    <w:p>
+      <w:r>
+        <w:drawing>
+          <wp:inline distT="0" distB="0" distL="0" distR="0" wp14:anchorId="315B7328" wp14:editId="0C9593B4">
+            <wp:extent cx="5731510" cy="1907540"/>
+            <wp:effectExtent l="0" t="0" r="2540" b="0"/>
+            <wp:docPr id="133855314" name="Picture 1"/>
+            <wp:cNvGraphicFramePr>
+              <a:graphicFrameLocks xmlns:a="http://schemas.openxmlformats.org/drawingml/2006/main" noChangeAspect="1"/>
+            </wp:cNvGraphicFramePr>
+            <a:graphic xmlns:a="http://schemas.openxmlformats.org/drawingml/2006/main">
+              <a:graphicData uri="http://schemas.openxmlformats.org/drawingml/2006/picture">
+                <pic:pic xmlns:pic="http://schemas.openxmlformats.org/drawingml/2006/picture">
+                  <pic:nvPicPr>
+                    <pic:cNvPr id="133855314" name=""/>
+                    <pic:cNvPicPr/>
+                  </pic:nvPicPr>
+                  <pic:blipFill>
+                    <a:blip r:embed="rId21"/>
+                    <a:stretch>
+                      <a:fillRect/>
+                    </a:stretch>
+                  </pic:blipFill>
+                  <pic:spPr>
+                    <a:xfrm>
+                      <a:off x="0" y="0"/>
+                      <a:ext cx="5731510" cy="1907540"/>
+                    </a:xfrm>
+                    <a:prstGeom prst="rect">
+                      <a:avLst/>
+                    </a:prstGeom>
+                  </pic:spPr>
+                </pic:pic>
+              </a:graphicData>
+            </a:graphic>
+          </wp:inline>
+        </w:drawing>
+      </w:r>
+    </w:p>
+    <w:p>
+      <w:r>
+        <w:drawing>
+          <wp:inline distT="0" distB="0" distL="0" distR="0" wp14:anchorId="724F3615" wp14:editId="574A2132">
+            <wp:extent cx="5731510" cy="2933065"/>
+            <wp:effectExtent l="0" t="0" r="2540" b="635"/>
+            <wp:docPr id="1026951962" name="Picture 1"/>
+            <wp:cNvGraphicFramePr>
+              <a:graphicFrameLocks xmlns:a="http://schemas.openxmlformats.org/drawingml/2006/main" noChangeAspect="1"/>
+            </wp:cNvGraphicFramePr>
+            <a:graphic xmlns:a="http://schemas.openxmlformats.org/drawingml/2006/main">
+              <a:graphicData uri="http://schemas.openxmlformats.org/drawingml/2006/picture">
+                <pic:pic xmlns:pic="http://schemas.openxmlformats.org/drawingml/2006/picture">
+                  <pic:nvPicPr>
+                    <pic:cNvPr id="1026951962" name=""/>
+                    <pic:cNvPicPr/>
+                  </pic:nvPicPr>
+                  <pic:blipFill>
+                    <a:blip r:embed="rId22"/>
+                    <a:stretch>
+                      <a:fillRect/>
+                    </a:stretch>
+                  </pic:blipFill>
+                  <pic:spPr>
+                    <a:xfrm>
+                      <a:off x="0" y="0"/>
+                      <a:ext cx="5731510" cy="2933065"/>
+                    </a:xfrm>
+                    <a:prstGeom prst="rect">
+                      <a:avLst/>
+                    </a:prstGeom>
+                  </pic:spPr>
+                </pic:pic>
+              </a:graphicData>
+            </a:graphic>
+          </wp:inline>
+        </w:drawing>
+      </w:r>
+    </w:p>
+    <w:p/>
+    <w:p>
+      <w:r>
+        <w:t>3. Write a shell scrip that will ask the user following information.</w:t>
+      </w:r>
+    </w:p>
+    <w:p>
+      <w:r>
+        <w:t>name, age, email, mobile, city. If the age of the user is above 50 then set the discount to 30% else discount should be 10%. Then store all this information in a file by name customer.txt. Each line in the file will contain a new customer info.</w:t>
+      </w:r>
+    </w:p>
+    <w:p>
+      <w:r>
+        <w:lastRenderedPageBreak/>
+        <w:t xml:space="preserve"> </w:t>
+      </w:r>
+      <w:r>
+        <w:drawing>
+          <wp:inline distT="0" distB="0" distL="0" distR="0" wp14:anchorId="39845FDA" wp14:editId="5AA25911">
+            <wp:extent cx="5731510" cy="4077970"/>
+            <wp:effectExtent l="0" t="0" r="2540" b="0"/>
+            <wp:docPr id="1062936884" name="Picture 1"/>
+            <wp:cNvGraphicFramePr>
+              <a:graphicFrameLocks xmlns:a="http://schemas.openxmlformats.org/drawingml/2006/main" noChangeAspect="1"/>
+            </wp:cNvGraphicFramePr>
+            <a:graphic xmlns:a="http://schemas.openxmlformats.org/drawingml/2006/main">
+              <a:graphicData uri="http://schemas.openxmlformats.org/drawingml/2006/picture">
+                <pic:pic xmlns:pic="http://schemas.openxmlformats.org/drawingml/2006/picture">
+                  <pic:nvPicPr>
+                    <pic:cNvPr id="1062936884" name=""/>
+                    <pic:cNvPicPr/>
+                  </pic:nvPicPr>
+                  <pic:blipFill>
+                    <a:blip r:embed="rId23"/>
+                    <a:stretch>
+                      <a:fillRect/>
+                    </a:stretch>
+                  </pic:blipFill>
+                  <pic:spPr>
+                    <a:xfrm>
+                      <a:off x="0" y="0"/>
+                      <a:ext cx="5731510" cy="4077970"/>
+                    </a:xfrm>
+                    <a:prstGeom prst="rect">
+                      <a:avLst/>
+                    </a:prstGeom>
+                  </pic:spPr>
+                </pic:pic>
+              </a:graphicData>
+            </a:graphic>
+          </wp:inline>
+        </w:drawing>
+      </w:r>
+    </w:p>
+    <w:p>
+      <w:r>
+        <w:drawing>
+          <wp:inline distT="0" distB="0" distL="0" distR="0" wp14:anchorId="2B1E3DB3" wp14:editId="44F9B201">
+            <wp:extent cx="5731510" cy="2839720"/>
+            <wp:effectExtent l="0" t="0" r="2540" b="0"/>
+            <wp:docPr id="627675145" name="Picture 1"/>
+            <wp:cNvGraphicFramePr>
+              <a:graphicFrameLocks xmlns:a="http://schemas.openxmlformats.org/drawingml/2006/main" noChangeAspect="1"/>
+            </wp:cNvGraphicFramePr>
+            <a:graphic xmlns:a="http://schemas.openxmlformats.org/drawingml/2006/main">
+              <a:graphicData uri="http://schemas.openxmlformats.org/drawingml/2006/picture">
+                <pic:pic xmlns:pic="http://schemas.openxmlformats.org/drawingml/2006/picture">
+                  <pic:nvPicPr>
+                    <pic:cNvPr id="627675145" name=""/>
+                    <pic:cNvPicPr/>
+                  </pic:nvPicPr>
+                  <pic:blipFill>
+                    <a:blip r:embed="rId24"/>
+                    <a:stretch>
+                      <a:fillRect/>
+                    </a:stretch>
+                  </pic:blipFill>
+                  <pic:spPr>
+                    <a:xfrm>
+                      <a:off x="0" y="0"/>
+                      <a:ext cx="5731510" cy="2839720"/>
+                    </a:xfrm>
+                    <a:prstGeom prst="rect">
+                      <a:avLst/>
+                    </a:prstGeom>
+                  </pic:spPr>
+                </pic:pic>
+              </a:graphicData>
+            </a:graphic>
+          </wp:inline>
+        </w:drawing>
+      </w:r>
+    </w:p>
+    <w:p/>
+    <w:p>
+      <w:proofErr w:type="gramStart"/>
+      <w:r>
+        <w:t>Hint:-</w:t>
+      </w:r>
+      <w:proofErr w:type="gramEnd"/>
+    </w:p>
+    <w:p>
+      <w:r>
+        <w:t>echo "$</w:t>
+      </w:r>
+      <w:proofErr w:type="spellStart"/>
+      <w:proofErr w:type="gramStart"/>
+      <w:r>
+        <w:t>name,$age,$email,$mobile,$city,$</w:t>
+      </w:r>
+      <w:proofErr w:type="gramEnd"/>
+      <w:r>
+        <w:t>discount</w:t>
+      </w:r>
+      <w:proofErr w:type="spellEnd"/>
+      <w:r>
+        <w:t>" &gt;&gt; customer.txt</w:t>
+      </w:r>
+    </w:p>
+    <w:p/>
+    <w:p>
+      <w:r>
+        <w:lastRenderedPageBreak/>
+        <w:t xml:space="preserve">Modify the above script. Ask user the mobile number first. Check if the mobile number is present in the file. If the mobile number is in the file display message "Thank You!! Already Registered" else ask the details and store in the file. </w:t>
+      </w:r>
+    </w:p>
+    <w:p>
+      <w:r>
+        <w:drawing>
+          <wp:inline distT="0" distB="0" distL="0" distR="0" wp14:anchorId="1B256E6F" wp14:editId="16D04E6C">
+            <wp:extent cx="5731510" cy="3049905"/>
+            <wp:effectExtent l="0" t="0" r="2540" b="0"/>
+            <wp:docPr id="2077738457" name="Picture 1"/>
+            <wp:cNvGraphicFramePr>
+              <a:graphicFrameLocks xmlns:a="http://schemas.openxmlformats.org/drawingml/2006/main" noChangeAspect="1"/>
+            </wp:cNvGraphicFramePr>
+            <a:graphic xmlns:a="http://schemas.openxmlformats.org/drawingml/2006/main">
+              <a:graphicData uri="http://schemas.openxmlformats.org/drawingml/2006/picture">
+                <pic:pic xmlns:pic="http://schemas.openxmlformats.org/drawingml/2006/picture">
+                  <pic:nvPicPr>
+                    <pic:cNvPr id="2077738457" name=""/>
+                    <pic:cNvPicPr/>
+                  </pic:nvPicPr>
+                  <pic:blipFill>
+                    <a:blip r:embed="rId25"/>
+                    <a:stretch>
+                      <a:fillRect/>
+                    </a:stretch>
+                  </pic:blipFill>
+                  <pic:spPr>
+                    <a:xfrm>
+                      <a:off x="0" y="0"/>
+                      <a:ext cx="5731510" cy="3049905"/>
+                    </a:xfrm>
+                    <a:prstGeom prst="rect">
+                      <a:avLst/>
+                    </a:prstGeom>
+                  </pic:spPr>
+                </pic:pic>
+              </a:graphicData>
+            </a:graphic>
+          </wp:inline>
+        </w:drawing>
+      </w:r>
+    </w:p>
+    <w:p>
+      <w:r>
+        <w:drawing>
+          <wp:inline distT="0" distB="0" distL="0" distR="0" wp14:anchorId="2073583A" wp14:editId="2BE775CE">
+            <wp:extent cx="5731510" cy="3552825"/>
+            <wp:effectExtent l="0" t="0" r="2540" b="9525"/>
+            <wp:docPr id="248494512" name="Picture 1"/>
+            <wp:cNvGraphicFramePr>
+              <a:graphicFrameLocks xmlns:a="http://schemas.openxmlformats.org/drawingml/2006/main" noChangeAspect="1"/>
+            </wp:cNvGraphicFramePr>
+            <a:graphic xmlns:a="http://schemas.openxmlformats.org/drawingml/2006/main">
+              <a:graphicData uri="http://schemas.openxmlformats.org/drawingml/2006/picture">
+                <pic:pic xmlns:pic="http://schemas.openxmlformats.org/drawingml/2006/picture">
+                  <pic:nvPicPr>
+                    <pic:cNvPr id="248494512" name=""/>
+                    <pic:cNvPicPr/>
+                  </pic:nvPicPr>
+                  <pic:blipFill>
+                    <a:blip r:embed="rId26"/>
+                    <a:stretch>
+                      <a:fillRect/>
+                    </a:stretch>
+                  </pic:blipFill>
+                  <pic:spPr>
+                    <a:xfrm>
+                      <a:off x="0" y="0"/>
+                      <a:ext cx="5731510" cy="3552825"/>
+                    </a:xfrm>
+                    <a:prstGeom prst="rect">
+                      <a:avLst/>
+                    </a:prstGeom>
+                  </pic:spPr>
+                </pic:pic>
+              </a:graphicData>
+            </a:graphic>
+          </wp:inline>
+        </w:drawing>
+      </w:r>
+    </w:p>
+    <w:p/>
+    <w:p>
+      <w:r>
+        <w:t>##########</w:t>
+      </w:r>
+    </w:p>
+    <w:p/>
+    <w:p>
+      <w:r>
+        <w:lastRenderedPageBreak/>
+        <w:t xml:space="preserve">4. Write a shell script using case. Ask user the country. If the user is from America display the current dollar to rupee rate. If the user is from </w:t>
+      </w:r>
+      <w:proofErr w:type="gramStart"/>
+      <w:r>
+        <w:t>Germany</w:t>
+      </w:r>
+      <w:proofErr w:type="gramEnd"/>
+      <w:r>
+        <w:t xml:space="preserve"> then display the current Euro to rupee rate. for all other inputs it will display message "We will get back to you!!!"</w:t>
+      </w:r>
+    </w:p>
+    <w:p>
+      <w:r>
+        <w:t xml:space="preserve">For all users display "Welcome to INDIA!!!" </w:t>
+      </w:r>
+    </w:p>
+    <w:p>
+      <w:r>
+        <w:drawing>
+          <wp:inline distT="0" distB="0" distL="0" distR="0" wp14:anchorId="6B1242D7" wp14:editId="6E12BBDF">
+            <wp:extent cx="5731510" cy="3632835"/>
+            <wp:effectExtent l="0" t="0" r="2540" b="5715"/>
+            <wp:docPr id="1056823846" name="Picture 1"/>
+            <wp:cNvGraphicFramePr>
+              <a:graphicFrameLocks xmlns:a="http://schemas.openxmlformats.org/drawingml/2006/main" noChangeAspect="1"/>
+            </wp:cNvGraphicFramePr>
+            <a:graphic xmlns:a="http://schemas.openxmlformats.org/drawingml/2006/main">
+              <a:graphicData uri="http://schemas.openxmlformats.org/drawingml/2006/picture">
+                <pic:pic xmlns:pic="http://schemas.openxmlformats.org/drawingml/2006/picture">
+                  <pic:nvPicPr>
+                    <pic:cNvPr id="1056823846" name=""/>
+                    <pic:cNvPicPr/>
+                  </pic:nvPicPr>
+                  <pic:blipFill>
+                    <a:blip r:embed="rId27"/>
+                    <a:stretch>
+                      <a:fillRect/>
+                    </a:stretch>
+                  </pic:blipFill>
+                  <pic:spPr>
+                    <a:xfrm>
+                      <a:off x="0" y="0"/>
+                      <a:ext cx="5731510" cy="3632835"/>
+                    </a:xfrm>
+                    <a:prstGeom prst="rect">
+                      <a:avLst/>
+                    </a:prstGeom>
+                  </pic:spPr>
+                </pic:pic>
+              </a:graphicData>
+            </a:graphic>
+          </wp:inline>
+        </w:drawing>
+      </w:r>
+    </w:p>
+    <w:p>
+      <w:r>
+        <w:drawing>
+          <wp:inline distT="0" distB="0" distL="0" distR="0" wp14:anchorId="3BF8D8D1" wp14:editId="320A5E98">
+            <wp:extent cx="5731510" cy="2837180"/>
+            <wp:effectExtent l="0" t="0" r="2540" b="1270"/>
+            <wp:docPr id="625431740" name="Picture 1"/>
+            <wp:cNvGraphicFramePr>
+              <a:graphicFrameLocks xmlns:a="http://schemas.openxmlformats.org/drawingml/2006/main" noChangeAspect="1"/>
+            </wp:cNvGraphicFramePr>
+            <a:graphic xmlns:a="http://schemas.openxmlformats.org/drawingml/2006/main">
+              <a:graphicData uri="http://schemas.openxmlformats.org/drawingml/2006/picture">
+                <pic:pic xmlns:pic="http://schemas.openxmlformats.org/drawingml/2006/picture">
+                  <pic:nvPicPr>
+                    <pic:cNvPr id="625431740" name=""/>
+                    <pic:cNvPicPr/>
+                  </pic:nvPicPr>
+                  <pic:blipFill>
+                    <a:blip r:embed="rId28"/>
+                    <a:stretch>
+                      <a:fillRect/>
+                    </a:stretch>
+                  </pic:blipFill>
+                  <pic:spPr>
+                    <a:xfrm>
+                      <a:off x="0" y="0"/>
+                      <a:ext cx="5731510" cy="2837180"/>
+                    </a:xfrm>
+                    <a:prstGeom prst="rect">
+                      <a:avLst/>
+                    </a:prstGeom>
+                  </pic:spPr>
+                </pic:pic>
+              </a:graphicData>
+            </a:graphic>
+          </wp:inline>
+        </w:drawing>
+      </w:r>
+    </w:p>
+    <w:p/>
+    <w:p>
+      <w:r>
+        <w:t xml:space="preserve">Modify above script and ask user how much currency user has? Convert it to Rupee and display. </w:t>
+      </w:r>
+    </w:p>
+    <w:p/>
+    <w:p/>
+    <w:p>
+      <w:r>
+        <w:lastRenderedPageBreak/>
+        <w:t>5. Write a shell script to calculate the factorial of a number given by the user.</w:t>
+      </w:r>
+    </w:p>
+    <w:p>
+      <w:r>
+        <w:drawing>
+          <wp:inline distT="0" distB="0" distL="0" distR="0" wp14:anchorId="773E5DCD" wp14:editId="71D30B0F">
+            <wp:extent cx="5731510" cy="2639060"/>
+            <wp:effectExtent l="0" t="0" r="2540" b="8890"/>
+            <wp:docPr id="1034251365" name="Picture 1"/>
+            <wp:cNvGraphicFramePr>
+              <a:graphicFrameLocks xmlns:a="http://schemas.openxmlformats.org/drawingml/2006/main" noChangeAspect="1"/>
+            </wp:cNvGraphicFramePr>
+            <a:graphic xmlns:a="http://schemas.openxmlformats.org/drawingml/2006/main">
+              <a:graphicData uri="http://schemas.openxmlformats.org/drawingml/2006/picture">
+                <pic:pic xmlns:pic="http://schemas.openxmlformats.org/drawingml/2006/picture">
+                  <pic:nvPicPr>
+                    <pic:cNvPr id="1034251365" name=""/>
+                    <pic:cNvPicPr/>
+                  </pic:nvPicPr>
+                  <pic:blipFill>
+                    <a:blip r:embed="rId29"/>
+                    <a:stretch>
+                      <a:fillRect/>
+                    </a:stretch>
+                  </pic:blipFill>
+                  <pic:spPr>
+                    <a:xfrm>
+                      <a:off x="0" y="0"/>
+                      <a:ext cx="5731510" cy="2639060"/>
+                    </a:xfrm>
+                    <a:prstGeom prst="rect">
+                      <a:avLst/>
+                    </a:prstGeom>
+                  </pic:spPr>
+                </pic:pic>
+              </a:graphicData>
+            </a:graphic>
+          </wp:inline>
+        </w:drawing>
+      </w:r>
+    </w:p>
+    <w:p>
+      <w:r>
+        <w:drawing>
+          <wp:inline distT="0" distB="0" distL="0" distR="0" wp14:anchorId="569308F7" wp14:editId="618DFBB1">
+            <wp:extent cx="5731510" cy="2526030"/>
+            <wp:effectExtent l="0" t="0" r="2540" b="7620"/>
+            <wp:docPr id="2041810591" name="Picture 1"/>
+            <wp:cNvGraphicFramePr>
+              <a:graphicFrameLocks xmlns:a="http://schemas.openxmlformats.org/drawingml/2006/main" noChangeAspect="1"/>
+            </wp:cNvGraphicFramePr>
+            <a:graphic xmlns:a="http://schemas.openxmlformats.org/drawingml/2006/main">
+              <a:graphicData uri="http://schemas.openxmlformats.org/drawingml/2006/picture">
+                <pic:pic xmlns:pic="http://schemas.openxmlformats.org/drawingml/2006/picture">
+                  <pic:nvPicPr>
+                    <pic:cNvPr id="2041810591" name=""/>
+                    <pic:cNvPicPr/>
+                  </pic:nvPicPr>
+                  <pic:blipFill>
+                    <a:blip r:embed="rId30"/>
+                    <a:stretch>
+                      <a:fillRect/>
+                    </a:stretch>
+                  </pic:blipFill>
+                  <pic:spPr>
+                    <a:xfrm>
+                      <a:off x="0" y="0"/>
+                      <a:ext cx="5731510" cy="2526030"/>
+                    </a:xfrm>
+                    <a:prstGeom prst="rect">
+                      <a:avLst/>
+                    </a:prstGeom>
+                  </pic:spPr>
+                </pic:pic>
+              </a:graphicData>
+            </a:graphic>
+          </wp:inline>
+        </w:drawing>
+      </w:r>
+    </w:p>
+    <w:p>
+      <w:r>
+        <w:t xml:space="preserve">Hint: - </w:t>
+      </w:r>
+    </w:p>
+    <w:p>
+      <w:r>
+        <w:t xml:space="preserve">factorial </w:t>
+      </w:r>
+      <w:proofErr w:type="gramStart"/>
+      <w:r>
+        <w:t>4  ---</w:t>
+      </w:r>
+      <w:proofErr w:type="gramEnd"/>
+      <w:r>
+        <w:t xml:space="preserve"> 4x3x2x1 </w:t>
+      </w:r>
+    </w:p>
+    <w:p/>
+    <w:p/>
+    <w:p/>
+    <w:p/>
+    <w:p/>
+    <w:p/>
+    <w:p/>
+    <w:p/>
+    <w:p>
+      <w:r>
+        <w:lastRenderedPageBreak/>
+        <w:t>6. Write a shell script using function. The script will take 2 numbers from the user and operation to perform. And display result.</w:t>
+      </w:r>
+    </w:p>
+    <w:p>
+      <w:r>
+        <w:drawing>
+          <wp:inline distT="0" distB="0" distL="0" distR="0" wp14:anchorId="751A22E4" wp14:editId="70CF0857">
+            <wp:extent cx="5731510" cy="3917950"/>
+            <wp:effectExtent l="0" t="0" r="2540" b="6350"/>
+            <wp:docPr id="29851822" name="Picture 1"/>
+            <wp:cNvGraphicFramePr>
+              <a:graphicFrameLocks xmlns:a="http://schemas.openxmlformats.org/drawingml/2006/main" noChangeAspect="1"/>
+            </wp:cNvGraphicFramePr>
+            <a:graphic xmlns:a="http://schemas.openxmlformats.org/drawingml/2006/main">
+              <a:graphicData uri="http://schemas.openxmlformats.org/drawingml/2006/picture">
+                <pic:pic xmlns:pic="http://schemas.openxmlformats.org/drawingml/2006/picture">
+                  <pic:nvPicPr>
+                    <pic:cNvPr id="29851822" name=""/>
+                    <pic:cNvPicPr/>
+                  </pic:nvPicPr>
+                  <pic:blipFill>
+                    <a:blip r:embed="rId31"/>
+                    <a:stretch>
+                      <a:fillRect/>
+                    </a:stretch>
+                  </pic:blipFill>
+                  <pic:spPr>
+                    <a:xfrm>
+                      <a:off x="0" y="0"/>
+                      <a:ext cx="5731510" cy="3917950"/>
+                    </a:xfrm>
+                    <a:prstGeom prst="rect">
+                      <a:avLst/>
+                    </a:prstGeom>
+                  </pic:spPr>
+                </pic:pic>
+              </a:graphicData>
+            </a:graphic>
+          </wp:inline>
+        </w:drawing>
+      </w:r>
+    </w:p>
+    <w:p>
+      <w:r>
+        <w:drawing>
+          <wp:inline distT="0" distB="0" distL="0" distR="0" wp14:anchorId="7245E585" wp14:editId="0D48E098">
+            <wp:extent cx="5735538" cy="2711450"/>
+            <wp:effectExtent l="0" t="0" r="0" b="0"/>
+            <wp:docPr id="1428628705" name="Picture 1"/>
+            <wp:cNvGraphicFramePr>
+              <a:graphicFrameLocks xmlns:a="http://schemas.openxmlformats.org/drawingml/2006/main" noChangeAspect="1"/>
+            </wp:cNvGraphicFramePr>
+            <a:graphic xmlns:a="http://schemas.openxmlformats.org/drawingml/2006/main">
+              <a:graphicData uri="http://schemas.openxmlformats.org/drawingml/2006/picture">
+                <pic:pic xmlns:pic="http://schemas.openxmlformats.org/drawingml/2006/picture">
+                  <pic:nvPicPr>
+                    <pic:cNvPr id="1428628705" name=""/>
+                    <pic:cNvPicPr/>
+                  </pic:nvPicPr>
+                  <pic:blipFill>
+                    <a:blip r:embed="rId32"/>
+                    <a:stretch>
+                      <a:fillRect/>
+                    </a:stretch>
+                  </pic:blipFill>
+                  <pic:spPr>
+                    <a:xfrm>
+                      <a:off x="0" y="0"/>
+                      <a:ext cx="5799852" cy="2741854"/>
                     </a:xfrm>
                     <a:prstGeom prst="rect">
                       <a:avLst/>
